--- a/00. Cursos Iniciales/3. Expresión de Problemas y Algoritmos/Trabajo Práctico N° 5/Trabajo Práctico N° 5 (R).docx
+++ b/00. Cursos Iniciales/3. Expresión de Problemas y Algoritmos/Trabajo Práctico N° 5/Trabajo Práctico N° 5 (R).docx
@@ -12569,7 +12569,7 @@
           <w:rFonts w:ascii="Times New Roman" w:eastAsiaTheme="minorEastAsia" w:hAnsi="Times New Roman" w:cs="Times New Roman"/>
           <w:sz w:val="24"/>
         </w:rPr>
-        <w:t xml:space="preserve"> &amp; (Pos</w:t>
+        <w:t xml:space="preserve"> &amp; (</w:t>
       </w:r>
       <w:proofErr w:type="spellStart"/>
       <w:r>
@@ -12577,7 +12577,7 @@
           <w:rFonts w:ascii="Times New Roman" w:eastAsiaTheme="minorEastAsia" w:hAnsi="Times New Roman" w:cs="Times New Roman"/>
           <w:sz w:val="24"/>
         </w:rPr>
-        <w:t>Ca</w:t>
+        <w:t>PosCa</w:t>
       </w:r>
       <w:proofErr w:type="spellEnd"/>
       <w:r>
@@ -16954,12 +16954,7 @@
       </w:r>
     </w:p>
     <w:sectPr>
-      <w:headerReference w:type="even" r:id="rId11"/>
-      <w:headerReference w:type="default" r:id="rId12"/>
-      <w:footerReference w:type="even" r:id="rId13"/>
-      <w:footerReference w:type="default" r:id="rId14"/>
-      <w:headerReference w:type="first" r:id="rId15"/>
-      <w:footerReference w:type="first" r:id="rId16"/>
+      <w:headerReference w:type="default" r:id="rId11"/>
       <w:pgSz w:w="11906" w:h="16838"/>
       <w:pgMar w:top="1417" w:right="1701" w:bottom="1417" w:left="1701" w:header="708" w:footer="708" w:gutter="0"/>
       <w:cols w:space="708"/>
@@ -16988,36 +16983,6 @@
 </w:endnotes>
 </file>
 
-<file path=word/footer1.xml><?xml version="1.0" encoding="utf-8"?>
-<w:ftr xmlns:wpc="http://schemas.microsoft.com/office/word/2010/wordprocessingCanvas" xmlns:cx="http://schemas.microsoft.com/office/drawing/2014/chartex" xmlns:cx1="http://schemas.microsoft.com/office/drawing/2015/9/8/chartex" xmlns:cx2="http://schemas.microsoft.com/office/drawing/2015/10/21/chartex" xmlns:cx3="http://schemas.microsoft.com/office/drawing/2016/5/9/chartex" xmlns:cx4="http://schemas.microsoft.com/office/drawing/2016/5/10/chartex" xmlns:cx5="http://schemas.microsoft.com/office/drawing/2016/5/11/chartex" xmlns:cx6="http://schemas.microsoft.com/office/drawing/2016/5/12/chartex" xmlns:cx7="http://schemas.microsoft.com/office/drawing/2016/5/13/chartex" xmlns:cx8="http://schemas.microsoft.com/office/drawing/2016/5/14/chartex" xmlns:mc="http://schemas.openxmlformats.org/markup-compatibility/2006" xmlns:aink="http://schemas.microsoft.com/office/drawing/2016/ink" xmlns:am3d="http://schemas.microsoft.com/office/drawing/2017/model3d" xmlns:o="urn:schemas-microsoft-com:office:office" xmlns:oel="http://schemas.microsoft.com/office/2019/extlst" xmlns:r="http://schemas.openxmlformats.org/officeDocument/2006/relationships" xmlns:m="http://schemas.openxmlformats.org/officeDocument/2006/math" xmlns:v="urn:schemas-microsoft-com:vml" xmlns:wp14="http://schemas.microsoft.com/office/word/2010/wordprocessingDrawing" xmlns:wp="http://schemas.openxmlformats.org/drawingml/2006/wordprocessingDrawing" xmlns:w10="urn:schemas-microsoft-com:office:word" xmlns:w="http://schemas.openxmlformats.org/wordprocessingml/2006/main" xmlns:w14="http://schemas.microsoft.com/office/word/2010/wordml" xmlns:w15="http://schemas.microsoft.com/office/word/2012/wordml" xmlns:w16cex="http://schemas.microsoft.com/office/word/2018/wordml/cex" xmlns:w16cid="http://schemas.microsoft.com/office/word/2016/wordml/cid" xmlns:w16="http://schemas.microsoft.com/office/word/2018/wordml" xmlns:w16du="http://schemas.microsoft.com/office/word/2023/wordml/word16du" xmlns:w16sdtdh="http://schemas.microsoft.com/office/word/2020/wordml/sdtdatahash" xmlns:w16se="http://schemas.microsoft.com/office/word/2015/wordml/symex" xmlns:wpg="http://schemas.microsoft.com/office/word/2010/wordprocessingGroup" xmlns:wpi="http://schemas.microsoft.com/office/word/2010/wordprocessingInk" xmlns:wne="http://schemas.microsoft.com/office/word/2006/wordml" xmlns:wps="http://schemas.microsoft.com/office/word/2010/wordprocessingShape" mc:Ignorable="w14 w15 w16se w16cid w16 w16cex w16sdtdh w16du wp14">
-  <w:p>
-    <w:pPr>
-      <w:pStyle w:val="Piedepgina"/>
-    </w:pPr>
-  </w:p>
-</w:ftr>
-</file>
-
-<file path=word/footer2.xml><?xml version="1.0" encoding="utf-8"?>
-<w:ftr xmlns:wpc="http://schemas.microsoft.com/office/word/2010/wordprocessingCanvas" xmlns:cx="http://schemas.microsoft.com/office/drawing/2014/chartex" xmlns:cx1="http://schemas.microsoft.com/office/drawing/2015/9/8/chartex" xmlns:cx2="http://schemas.microsoft.com/office/drawing/2015/10/21/chartex" xmlns:cx3="http://schemas.microsoft.com/office/drawing/2016/5/9/chartex" xmlns:cx4="http://schemas.microsoft.com/office/drawing/2016/5/10/chartex" xmlns:cx5="http://schemas.microsoft.com/office/drawing/2016/5/11/chartex" xmlns:cx6="http://schemas.microsoft.com/office/drawing/2016/5/12/chartex" xmlns:cx7="http://schemas.microsoft.com/office/drawing/2016/5/13/chartex" xmlns:cx8="http://schemas.microsoft.com/office/drawing/2016/5/14/chartex" xmlns:mc="http://schemas.openxmlformats.org/markup-compatibility/2006" xmlns:aink="http://schemas.microsoft.com/office/drawing/2016/ink" xmlns:am3d="http://schemas.microsoft.com/office/drawing/2017/model3d" xmlns:o="urn:schemas-microsoft-com:office:office" xmlns:oel="http://schemas.microsoft.com/office/2019/extlst" xmlns:r="http://schemas.openxmlformats.org/officeDocument/2006/relationships" xmlns:m="http://schemas.openxmlformats.org/officeDocument/2006/math" xmlns:v="urn:schemas-microsoft-com:vml" xmlns:wp14="http://schemas.microsoft.com/office/word/2010/wordprocessingDrawing" xmlns:wp="http://schemas.openxmlformats.org/drawingml/2006/wordprocessingDrawing" xmlns:w10="urn:schemas-microsoft-com:office:word" xmlns:w="http://schemas.openxmlformats.org/wordprocessingml/2006/main" xmlns:w14="http://schemas.microsoft.com/office/word/2010/wordml" xmlns:w15="http://schemas.microsoft.com/office/word/2012/wordml" xmlns:w16cex="http://schemas.microsoft.com/office/word/2018/wordml/cex" xmlns:w16cid="http://schemas.microsoft.com/office/word/2016/wordml/cid" xmlns:w16="http://schemas.microsoft.com/office/word/2018/wordml" xmlns:w16du="http://schemas.microsoft.com/office/word/2023/wordml/word16du" xmlns:w16sdtdh="http://schemas.microsoft.com/office/word/2020/wordml/sdtdatahash" xmlns:w16se="http://schemas.microsoft.com/office/word/2015/wordml/symex" xmlns:wpg="http://schemas.microsoft.com/office/word/2010/wordprocessingGroup" xmlns:wpi="http://schemas.microsoft.com/office/word/2010/wordprocessingInk" xmlns:wne="http://schemas.microsoft.com/office/word/2006/wordml" xmlns:wps="http://schemas.microsoft.com/office/word/2010/wordprocessingShape" mc:Ignorable="w14 w15 w16se w16cid w16 w16cex w16sdtdh w16du wp14">
-  <w:p>
-    <w:pPr>
-      <w:pStyle w:val="Piedepgina"/>
-    </w:pPr>
-  </w:p>
-</w:ftr>
-</file>
-
-<file path=word/footer3.xml><?xml version="1.0" encoding="utf-8"?>
-<w:ftr xmlns:wpc="http://schemas.microsoft.com/office/word/2010/wordprocessingCanvas" xmlns:cx="http://schemas.microsoft.com/office/drawing/2014/chartex" xmlns:cx1="http://schemas.microsoft.com/office/drawing/2015/9/8/chartex" xmlns:cx2="http://schemas.microsoft.com/office/drawing/2015/10/21/chartex" xmlns:cx3="http://schemas.microsoft.com/office/drawing/2016/5/9/chartex" xmlns:cx4="http://schemas.microsoft.com/office/drawing/2016/5/10/chartex" xmlns:cx5="http://schemas.microsoft.com/office/drawing/2016/5/11/chartex" xmlns:cx6="http://schemas.microsoft.com/office/drawing/2016/5/12/chartex" xmlns:cx7="http://schemas.microsoft.com/office/drawing/2016/5/13/chartex" xmlns:cx8="http://schemas.microsoft.com/office/drawing/2016/5/14/chartex" xmlns:mc="http://schemas.openxmlformats.org/markup-compatibility/2006" xmlns:aink="http://schemas.microsoft.com/office/drawing/2016/ink" xmlns:am3d="http://schemas.microsoft.com/office/drawing/2017/model3d" xmlns:o="urn:schemas-microsoft-com:office:office" xmlns:oel="http://schemas.microsoft.com/office/2019/extlst" xmlns:r="http://schemas.openxmlformats.org/officeDocument/2006/relationships" xmlns:m="http://schemas.openxmlformats.org/officeDocument/2006/math" xmlns:v="urn:schemas-microsoft-com:vml" xmlns:wp14="http://schemas.microsoft.com/office/word/2010/wordprocessingDrawing" xmlns:wp="http://schemas.openxmlformats.org/drawingml/2006/wordprocessingDrawing" xmlns:w10="urn:schemas-microsoft-com:office:word" xmlns:w="http://schemas.openxmlformats.org/wordprocessingml/2006/main" xmlns:w14="http://schemas.microsoft.com/office/word/2010/wordml" xmlns:w15="http://schemas.microsoft.com/office/word/2012/wordml" xmlns:w16cex="http://schemas.microsoft.com/office/word/2018/wordml/cex" xmlns:w16cid="http://schemas.microsoft.com/office/word/2016/wordml/cid" xmlns:w16="http://schemas.microsoft.com/office/word/2018/wordml" xmlns:w16du="http://schemas.microsoft.com/office/word/2023/wordml/word16du" xmlns:w16sdtdh="http://schemas.microsoft.com/office/word/2020/wordml/sdtdatahash" xmlns:w16se="http://schemas.microsoft.com/office/word/2015/wordml/symex" xmlns:wpg="http://schemas.microsoft.com/office/word/2010/wordprocessingGroup" xmlns:wpi="http://schemas.microsoft.com/office/word/2010/wordprocessingInk" xmlns:wne="http://schemas.microsoft.com/office/word/2006/wordml" xmlns:wps="http://schemas.microsoft.com/office/word/2010/wordprocessingShape" mc:Ignorable="w14 w15 w16se w16cid w16 w16cex w16sdtdh w16du wp14">
-  <w:p>
-    <w:pPr>
-      <w:pStyle w:val="Piedepgina"/>
-    </w:pPr>
-  </w:p>
-</w:ftr>
-</file>
-
 <file path=word/footnotes.xml><?xml version="1.0" encoding="utf-8"?>
 <w:footnotes xmlns:wpc="http://schemas.microsoft.com/office/word/2010/wordprocessingCanvas" xmlns:cx="http://schemas.microsoft.com/office/drawing/2014/chartex" xmlns:cx1="http://schemas.microsoft.com/office/drawing/2015/9/8/chartex" xmlns:cx2="http://schemas.microsoft.com/office/drawing/2015/10/21/chartex" xmlns:cx3="http://schemas.microsoft.com/office/drawing/2016/5/9/chartex" xmlns:cx4="http://schemas.microsoft.com/office/drawing/2016/5/10/chartex" xmlns:cx5="http://schemas.microsoft.com/office/drawing/2016/5/11/chartex" xmlns:cx6="http://schemas.microsoft.com/office/drawing/2016/5/12/chartex" xmlns:cx7="http://schemas.microsoft.com/office/drawing/2016/5/13/chartex" xmlns:cx8="http://schemas.microsoft.com/office/drawing/2016/5/14/chartex" xmlns:mc="http://schemas.openxmlformats.org/markup-compatibility/2006" xmlns:aink="http://schemas.microsoft.com/office/drawing/2016/ink" xmlns:am3d="http://schemas.microsoft.com/office/drawing/2017/model3d" xmlns:o="urn:schemas-microsoft-com:office:office" xmlns:oel="http://schemas.microsoft.com/office/2019/extlst" xmlns:r="http://schemas.openxmlformats.org/officeDocument/2006/relationships" xmlns:m="http://schemas.openxmlformats.org/officeDocument/2006/math" xmlns:v="urn:schemas-microsoft-com:vml" xmlns:wp14="http://schemas.microsoft.com/office/word/2010/wordprocessingDrawing" xmlns:wp="http://schemas.openxmlformats.org/drawingml/2006/wordprocessingDrawing" xmlns:w10="urn:schemas-microsoft-com:office:word" xmlns:w="http://schemas.openxmlformats.org/wordprocessingml/2006/main" xmlns:w14="http://schemas.microsoft.com/office/word/2010/wordml" xmlns:w15="http://schemas.microsoft.com/office/word/2012/wordml" xmlns:w16cex="http://schemas.microsoft.com/office/word/2018/wordml/cex" xmlns:w16cid="http://schemas.microsoft.com/office/word/2016/wordml/cid" xmlns:w16="http://schemas.microsoft.com/office/word/2018/wordml" xmlns:w16du="http://schemas.microsoft.com/office/word/2023/wordml/word16du" xmlns:w16sdtdh="http://schemas.microsoft.com/office/word/2020/wordml/sdtdatahash" xmlns:w16se="http://schemas.microsoft.com/office/word/2015/wordml/symex" xmlns:wpg="http://schemas.microsoft.com/office/word/2010/wordprocessingGroup" xmlns:wpi="http://schemas.microsoft.com/office/word/2010/wordprocessingInk" xmlns:wne="http://schemas.microsoft.com/office/word/2006/wordml" xmlns:wps="http://schemas.microsoft.com/office/word/2010/wordprocessingShape" mc:Ignorable="w14 w15 w16se w16cid w16 w16cex w16sdtdh w16du wp14">
   <w:footnote w:type="separator" w:id="-1">
@@ -17038,16 +17003,6 @@
 </file>
 
 <file path=word/header1.xml><?xml version="1.0" encoding="utf-8"?>
-<w:hdr xmlns:wpc="http://schemas.microsoft.com/office/word/2010/wordprocessingCanvas" xmlns:cx="http://schemas.microsoft.com/office/drawing/2014/chartex" xmlns:cx1="http://schemas.microsoft.com/office/drawing/2015/9/8/chartex" xmlns:cx2="http://schemas.microsoft.com/office/drawing/2015/10/21/chartex" xmlns:cx3="http://schemas.microsoft.com/office/drawing/2016/5/9/chartex" xmlns:cx4="http://schemas.microsoft.com/office/drawing/2016/5/10/chartex" xmlns:cx5="http://schemas.microsoft.com/office/drawing/2016/5/11/chartex" xmlns:cx6="http://schemas.microsoft.com/office/drawing/2016/5/12/chartex" xmlns:cx7="http://schemas.microsoft.com/office/drawing/2016/5/13/chartex" xmlns:cx8="http://schemas.microsoft.com/office/drawing/2016/5/14/chartex" xmlns:mc="http://schemas.openxmlformats.org/markup-compatibility/2006" xmlns:aink="http://schemas.microsoft.com/office/drawing/2016/ink" xmlns:am3d="http://schemas.microsoft.com/office/drawing/2017/model3d" xmlns:o="urn:schemas-microsoft-com:office:office" xmlns:oel="http://schemas.microsoft.com/office/2019/extlst" xmlns:r="http://schemas.openxmlformats.org/officeDocument/2006/relationships" xmlns:m="http://schemas.openxmlformats.org/officeDocument/2006/math" xmlns:v="urn:schemas-microsoft-com:vml" xmlns:wp14="http://schemas.microsoft.com/office/word/2010/wordprocessingDrawing" xmlns:wp="http://schemas.openxmlformats.org/drawingml/2006/wordprocessingDrawing" xmlns:w10="urn:schemas-microsoft-com:office:word" xmlns:w="http://schemas.openxmlformats.org/wordprocessingml/2006/main" xmlns:w14="http://schemas.microsoft.com/office/word/2010/wordml" xmlns:w15="http://schemas.microsoft.com/office/word/2012/wordml" xmlns:w16cex="http://schemas.microsoft.com/office/word/2018/wordml/cex" xmlns:w16cid="http://schemas.microsoft.com/office/word/2016/wordml/cid" xmlns:w16="http://schemas.microsoft.com/office/word/2018/wordml" xmlns:w16du="http://schemas.microsoft.com/office/word/2023/wordml/word16du" xmlns:w16sdtdh="http://schemas.microsoft.com/office/word/2020/wordml/sdtdatahash" xmlns:w16se="http://schemas.microsoft.com/office/word/2015/wordml/symex" xmlns:wpg="http://schemas.microsoft.com/office/word/2010/wordprocessingGroup" xmlns:wpi="http://schemas.microsoft.com/office/word/2010/wordprocessingInk" xmlns:wne="http://schemas.microsoft.com/office/word/2006/wordml" xmlns:wps="http://schemas.microsoft.com/office/word/2010/wordprocessingShape" mc:Ignorable="w14 w15 w16se w16cid w16 w16cex w16sdtdh w16du wp14">
-  <w:p>
-    <w:pPr>
-      <w:pStyle w:val="Encabezado"/>
-    </w:pPr>
-  </w:p>
-</w:hdr>
-</file>
-
-<file path=word/header2.xml><?xml version="1.0" encoding="utf-8"?>
 <w:hdr xmlns:wpc="http://schemas.microsoft.com/office/word/2010/wordprocessingCanvas" xmlns:cx="http://schemas.microsoft.com/office/drawing/2014/chartex" xmlns:cx1="http://schemas.microsoft.com/office/drawing/2015/9/8/chartex" xmlns:cx2="http://schemas.microsoft.com/office/drawing/2015/10/21/chartex" xmlns:cx3="http://schemas.microsoft.com/office/drawing/2016/5/9/chartex" xmlns:cx4="http://schemas.microsoft.com/office/drawing/2016/5/10/chartex" xmlns:cx5="http://schemas.microsoft.com/office/drawing/2016/5/11/chartex" xmlns:cx6="http://schemas.microsoft.com/office/drawing/2016/5/12/chartex" xmlns:cx7="http://schemas.microsoft.com/office/drawing/2016/5/13/chartex" xmlns:cx8="http://schemas.microsoft.com/office/drawing/2016/5/14/chartex" xmlns:mc="http://schemas.openxmlformats.org/markup-compatibility/2006" xmlns:aink="http://schemas.microsoft.com/office/drawing/2016/ink" xmlns:am3d="http://schemas.microsoft.com/office/drawing/2017/model3d" xmlns:o="urn:schemas-microsoft-com:office:office" xmlns:oel="http://schemas.microsoft.com/office/2019/extlst" xmlns:r="http://schemas.openxmlformats.org/officeDocument/2006/relationships" xmlns:m="http://schemas.openxmlformats.org/officeDocument/2006/math" xmlns:v="urn:schemas-microsoft-com:vml" xmlns:wp14="http://schemas.microsoft.com/office/word/2010/wordprocessingDrawing" xmlns:wp="http://schemas.openxmlformats.org/drawingml/2006/wordprocessingDrawing" xmlns:w10="urn:schemas-microsoft-com:office:word" xmlns:w="http://schemas.openxmlformats.org/wordprocessingml/2006/main" xmlns:w14="http://schemas.microsoft.com/office/word/2010/wordml" xmlns:w15="http://schemas.microsoft.com/office/word/2012/wordml" xmlns:w16cex="http://schemas.microsoft.com/office/word/2018/wordml/cex" xmlns:w16cid="http://schemas.microsoft.com/office/word/2016/wordml/cid" xmlns:w16="http://schemas.microsoft.com/office/word/2018/wordml" xmlns:w16du="http://schemas.microsoft.com/office/word/2023/wordml/word16du" xmlns:w16sdtdh="http://schemas.microsoft.com/office/word/2020/wordml/sdtdatahash" xmlns:w16se="http://schemas.microsoft.com/office/word/2015/wordml/symex" xmlns:wpg="http://schemas.microsoft.com/office/word/2010/wordprocessingGroup" xmlns:wpi="http://schemas.microsoft.com/office/word/2010/wordprocessingInk" xmlns:wne="http://schemas.microsoft.com/office/word/2006/wordml" xmlns:wps="http://schemas.microsoft.com/office/word/2010/wordprocessingShape" mc:Ignorable="w14 w15 w16se w16cid w16 w16cex w16sdtdh w16du wp14">
   <w:sdt>
     <w:sdtPr>
@@ -17120,7 +17075,29 @@
             <w:sz w:val="20"/>
             <w:szCs w:val="20"/>
           </w:rPr>
+          <w:t xml:space="preserve"> </w:t>
+        </w:r>
+        <w:r>
+          <w:rPr>
+            <w:rStyle w:val="SubttuloCar"/>
+            <w:rFonts w:ascii="Times New Roman" w:hAnsi="Times New Roman" w:cs="Times New Roman"/>
+            <w:b/>
+            <w:bCs/>
+            <w:sz w:val="20"/>
+            <w:szCs w:val="20"/>
+          </w:rPr>
           <w:t>-</w:t>
+        </w:r>
+        <w:r>
+          <w:rPr>
+            <w:rStyle w:val="SubttuloCar"/>
+            <w:rFonts w:ascii="Times New Roman" w:hAnsi="Times New Roman" w:cs="Times New Roman"/>
+            <w:b/>
+            <w:bCs/>
+            <w:sz w:val="20"/>
+            <w:szCs w:val="20"/>
+          </w:rPr>
+          <w:t xml:space="preserve"> </w:t>
         </w:r>
         <w:r>
           <w:rPr>
@@ -17224,16 +17201,6 @@
       </w:rPr>
       <w:t>Juan Menduiña</w:t>
     </w:r>
-  </w:p>
-</w:hdr>
-</file>
-
-<file path=word/header3.xml><?xml version="1.0" encoding="utf-8"?>
-<w:hdr xmlns:wpc="http://schemas.microsoft.com/office/word/2010/wordprocessingCanvas" xmlns:cx="http://schemas.microsoft.com/office/drawing/2014/chartex" xmlns:cx1="http://schemas.microsoft.com/office/drawing/2015/9/8/chartex" xmlns:cx2="http://schemas.microsoft.com/office/drawing/2015/10/21/chartex" xmlns:cx3="http://schemas.microsoft.com/office/drawing/2016/5/9/chartex" xmlns:cx4="http://schemas.microsoft.com/office/drawing/2016/5/10/chartex" xmlns:cx5="http://schemas.microsoft.com/office/drawing/2016/5/11/chartex" xmlns:cx6="http://schemas.microsoft.com/office/drawing/2016/5/12/chartex" xmlns:cx7="http://schemas.microsoft.com/office/drawing/2016/5/13/chartex" xmlns:cx8="http://schemas.microsoft.com/office/drawing/2016/5/14/chartex" xmlns:mc="http://schemas.openxmlformats.org/markup-compatibility/2006" xmlns:aink="http://schemas.microsoft.com/office/drawing/2016/ink" xmlns:am3d="http://schemas.microsoft.com/office/drawing/2017/model3d" xmlns:o="urn:schemas-microsoft-com:office:office" xmlns:oel="http://schemas.microsoft.com/office/2019/extlst" xmlns:r="http://schemas.openxmlformats.org/officeDocument/2006/relationships" xmlns:m="http://schemas.openxmlformats.org/officeDocument/2006/math" xmlns:v="urn:schemas-microsoft-com:vml" xmlns:wp14="http://schemas.microsoft.com/office/word/2010/wordprocessingDrawing" xmlns:wp="http://schemas.openxmlformats.org/drawingml/2006/wordprocessingDrawing" xmlns:w10="urn:schemas-microsoft-com:office:word" xmlns:w="http://schemas.openxmlformats.org/wordprocessingml/2006/main" xmlns:w14="http://schemas.microsoft.com/office/word/2010/wordml" xmlns:w15="http://schemas.microsoft.com/office/word/2012/wordml" xmlns:w16cex="http://schemas.microsoft.com/office/word/2018/wordml/cex" xmlns:w16cid="http://schemas.microsoft.com/office/word/2016/wordml/cid" xmlns:w16="http://schemas.microsoft.com/office/word/2018/wordml" xmlns:w16du="http://schemas.microsoft.com/office/word/2023/wordml/word16du" xmlns:w16sdtdh="http://schemas.microsoft.com/office/word/2020/wordml/sdtdatahash" xmlns:w16se="http://schemas.microsoft.com/office/word/2015/wordml/symex" xmlns:wpg="http://schemas.microsoft.com/office/word/2010/wordprocessingGroup" xmlns:wpi="http://schemas.microsoft.com/office/word/2010/wordprocessingInk" xmlns:wne="http://schemas.microsoft.com/office/word/2006/wordml" xmlns:wps="http://schemas.microsoft.com/office/word/2010/wordprocessingShape" mc:Ignorable="w14 w15 w16se w16cid w16 w16cex w16sdtdh w16du wp14">
-  <w:p>
-    <w:pPr>
-      <w:pStyle w:val="Encabezado"/>
-    </w:pPr>
   </w:p>
 </w:hdr>
 </file>
